--- a/word/NKNUML_PredictRate.docx
+++ b/word/NKNUML_PredictRate.docx
@@ -43,39 +43,17 @@
           <w:rFonts w:ascii="微軟正黑體" w:eastAsia="微軟正黑體" w:hAnsi="微軟正黑體"/>
         </w:rPr>
       </w:pPr>
-    </w:p>
-    <w:p>
-      <w:pPr>
-        <w:adjustRightInd w:val="0"/>
-        <w:snapToGrid w:val="0"/>
-        <w:ind w:firstLine="480"/>
-        <w:rPr>
-          <w:rFonts w:ascii="微軟正黑體" w:eastAsia="微軟正黑體" w:hAnsi="微軟正黑體"/>
-        </w:rPr>
-      </w:pPr>
-      <w:r>
-        <w:rPr>
-          <w:rFonts w:ascii="微軟正黑體" w:eastAsia="微軟正黑體" w:hAnsi="微軟正黑體" w:hint="eastAsia"/>
-        </w:rPr>
-        <w:t>NKNUBLOCK的AI</w:t>
-      </w:r>
-      <w:r>
-        <w:rPr>
-          <w:rFonts w:ascii="微軟正黑體" w:eastAsia="微軟正黑體" w:hAnsi="微軟正黑體" w:hint="eastAsia"/>
-        </w:rPr>
-        <w:t>積木可搭配Teachable Machine</w:t>
-      </w:r>
-      <w:r>
-        <w:rPr>
-          <w:rFonts w:ascii="微軟正黑體" w:eastAsia="微軟正黑體" w:hAnsi="微軟正黑體" w:hint="eastAsia"/>
-        </w:rPr>
-        <w:t>網站上</w:t>
-      </w:r>
-      <w:r>
-        <w:rPr>
-          <w:rFonts w:ascii="微軟正黑體" w:eastAsia="微軟正黑體" w:hAnsi="微軟正黑體" w:hint="eastAsia"/>
-        </w:rPr>
-        <w:t>的圖片、聲音和姿態訓練模型做辨識應用</w:t>
+      <w:r>
+        <w:rPr>
+          <w:rFonts w:ascii="微軟正黑體" w:eastAsia="微軟正黑體" w:hAnsi="微軟正黑體" w:hint="eastAsia"/>
+        </w:rPr>
+        <w:t xml:space="preserve">　　NKNUBLOCK的AI</w:t>
+      </w:r>
+      <w:r>
+        <w:rPr>
+          <w:rFonts w:ascii="微軟正黑體" w:eastAsia="微軟正黑體" w:hAnsi="微軟正黑體" w:hint="eastAsia"/>
+        </w:rPr>
+        <w:t>積木可搭配Teachable Machine的圖片、聲音和姿態訓練模型做辨識應用</w:t>
       </w:r>
       <w:r>
         <w:rPr>
@@ -138,7 +116,61 @@
         <w:rPr>
           <w:rFonts w:ascii="微軟正黑體" w:eastAsia="微軟正黑體" w:hAnsi="微軟正黑體" w:hint="eastAsia"/>
         </w:rPr>
-        <w:t>開啟NKNUBLOCK，從上方選單中選擇"檔案"</w:t>
+        <w:t xml:space="preserve">在工作列右下角打開NKNUBLOCK </w:t>
+      </w:r>
+      <w:r>
+        <w:rPr>
+          <w:rFonts w:ascii="微軟正黑體" w:eastAsia="微軟正黑體" w:hAnsi="微軟正黑體"/>
+        </w:rPr>
+        <w:t>B</w:t>
+      </w:r>
+      <w:r>
+        <w:rPr>
+          <w:rFonts w:ascii="微軟正黑體" w:eastAsia="微軟正黑體" w:hAnsi="微軟正黑體" w:hint="eastAsia"/>
+        </w:rPr>
+        <w:t>r</w:t>
+      </w:r>
+      <w:r>
+        <w:rPr>
+          <w:rFonts w:ascii="微軟正黑體" w:eastAsia="微軟正黑體" w:hAnsi="微軟正黑體"/>
+        </w:rPr>
+        <w:t>idge</w:t>
+      </w:r>
+      <w:r>
+        <w:rPr>
+          <w:rFonts w:ascii="微軟正黑體" w:eastAsia="微軟正黑體" w:hAnsi="微軟正黑體" w:hint="eastAsia"/>
+        </w:rPr>
+        <w:t>，點選【打開模型資料夾】按鈕，會自動開啟資料夾路徑，內建三個資料夾分別是</w:t>
+      </w:r>
+      <w:r>
+        <w:rPr>
+          <w:rFonts w:ascii="微軟正黑體" w:eastAsia="微軟正黑體" w:hAnsi="微軟正黑體"/>
+        </w:rPr>
+        <w:t>audio-model</w:t>
+      </w:r>
+      <w:r>
+        <w:rPr>
+          <w:rFonts w:ascii="微軟正黑體" w:eastAsia="微軟正黑體" w:hAnsi="微軟正黑體" w:hint="eastAsia"/>
+        </w:rPr>
+        <w:t>、</w:t>
+      </w:r>
+      <w:r>
+        <w:rPr>
+          <w:rFonts w:ascii="微軟正黑體" w:eastAsia="微軟正黑體" w:hAnsi="微軟正黑體"/>
+        </w:rPr>
+        <w:t>image-model</w:t>
+      </w:r>
+      <w:r>
+        <w:rPr>
+          <w:rFonts w:ascii="微軟正黑體" w:eastAsia="微軟正黑體" w:hAnsi="微軟正黑體" w:hint="eastAsia"/>
+        </w:rPr>
+        <w:t>、</w:t>
+      </w:r>
+      <w:r>
+        <w:rPr>
+          <w:rFonts w:ascii="微軟正黑體" w:eastAsia="微軟正黑體" w:hAnsi="微軟正黑體"/>
+        </w:rPr>
+        <w:t>pose-model</w:t>
       </w:r>
       <w:r>
         <w:rPr>
@@ -150,263 +182,46 @@
         <w:rPr>
           <w:rFonts w:ascii="微軟正黑體" w:eastAsia="微軟正黑體" w:hAnsi="微軟正黑體" w:hint="eastAsia"/>
         </w:rPr>
-        <w:t>在下拉選單中，會看到三個AI模型目錄，分別是圖片(image-model)、聲音(audio-model)和姿態(pose-model)。這三</w:t>
-      </w:r>
-      <w:proofErr w:type="gramStart"/>
-      <w:r>
-        <w:rPr>
-          <w:rFonts w:ascii="微軟正黑體" w:eastAsia="微軟正黑體" w:hAnsi="微軟正黑體" w:hint="eastAsia"/>
-        </w:rPr>
-        <w:t>個</w:t>
-      </w:r>
-      <w:proofErr w:type="gramEnd"/>
-      <w:r>
-        <w:rPr>
-          <w:rFonts w:ascii="微軟正黑體" w:eastAsia="微軟正黑體" w:hAnsi="微軟正黑體" w:hint="eastAsia"/>
-        </w:rPr>
-        <w:t>目錄對應著Teachable Machine</w:t>
-      </w:r>
-      <w:r>
-        <w:rPr>
-          <w:rFonts w:ascii="微軟正黑體" w:eastAsia="微軟正黑體" w:hAnsi="微軟正黑體" w:hint="eastAsia"/>
-        </w:rPr>
-        <w:t>網站上的三種模型。</w:t>
-      </w:r>
-    </w:p>
-    <w:p>
-      <w:pPr>
-        <w:adjustRightInd w:val="0"/>
-        <w:snapToGrid w:val="0"/>
-        <w:rPr>
-          <w:rFonts w:ascii="微軟正黑體" w:eastAsia="微軟正黑體" w:hAnsi="微軟正黑體"/>
-        </w:rPr>
-      </w:pPr>
-    </w:p>
-    <w:p>
-      <w:pPr>
-        <w:adjustRightInd w:val="0"/>
-        <w:snapToGrid w:val="0"/>
-        <w:rPr>
-          <w:rFonts w:ascii="微軟正黑體" w:eastAsia="微軟正黑體" w:hAnsi="微軟正黑體"/>
-        </w:rPr>
-      </w:pPr>
-      <w:r>
-        <w:rPr>
-          <w:rFonts w:ascii="微軟正黑體" w:eastAsia="微軟正黑體" w:hAnsi="微軟正黑體"/>
+        <w:t>分別對應到</w:t>
+      </w:r>
+      <w:r>
+        <w:rPr>
+          <w:rFonts w:ascii="微軟正黑體" w:eastAsia="微軟正黑體" w:hAnsi="微軟正黑體" w:hint="eastAsia"/>
+        </w:rPr>
+        <w:t>Teachable Machine</w:t>
+      </w:r>
+      <w:r>
+        <w:rPr>
+          <w:rFonts w:ascii="微軟正黑體" w:eastAsia="微軟正黑體" w:hAnsi="微軟正黑體" w:hint="eastAsia"/>
+        </w:rPr>
+        <w:t>網站</w:t>
+      </w:r>
+      <w:r>
+        <w:rPr>
+          <w:rFonts w:ascii="微軟正黑體" w:eastAsia="微軟正黑體" w:hAnsi="微軟正黑體" w:hint="eastAsia"/>
+        </w:rPr>
+        <w:t>的三個模型</w:t>
+      </w:r>
+      <w:r>
+        <w:rPr>
+          <w:rFonts w:ascii="微軟正黑體" w:eastAsia="微軟正黑體" w:hAnsi="微軟正黑體" w:hint="eastAsia"/>
+        </w:rPr>
+        <w:t>。</w:t>
+      </w:r>
+    </w:p>
+    <w:p>
+      <w:pPr>
+        <w:adjustRightInd w:val="0"/>
+        <w:snapToGrid w:val="0"/>
+      </w:pPr>
+      <w:r>
+        <w:rPr>
           <w:noProof/>
         </w:rPr>
         <w:drawing>
-          <wp:inline distT="0" distB="0" distL="0" distR="0" wp14:anchorId="713814B1">
-            <wp:extent cx="5950800" cy="2368800"/>
-            <wp:effectExtent l="0" t="0" r="0" b="0"/>
-            <wp:docPr id="22" name="圖片 22"/>
-            <wp:cNvGraphicFramePr>
-              <a:graphicFrameLocks xmlns:a="http://schemas.openxmlformats.org/drawingml/2006/main" noChangeAspect="1"/>
-            </wp:cNvGraphicFramePr>
-            <a:graphic xmlns:a="http://schemas.openxmlformats.org/drawingml/2006/main">
-              <a:graphicData uri="http://schemas.openxmlformats.org/drawingml/2006/picture">
-                <pic:pic xmlns:pic="http://schemas.openxmlformats.org/drawingml/2006/picture">
-                  <pic:nvPicPr>
-                    <pic:cNvPr id="0" name="Picture 6"/>
-                    <pic:cNvPicPr>
-                      <a:picLocks noChangeAspect="1" noChangeArrowheads="1"/>
-                    </pic:cNvPicPr>
-                  </pic:nvPicPr>
-                  <pic:blipFill>
-                    <a:blip r:embed="rId7">
-                      <a:extLst>
-                        <a:ext uri="{28A0092B-C50C-407E-A947-70E740481C1C}">
-                          <a14:useLocalDpi xmlns:a14="http://schemas.microsoft.com/office/drawing/2010/main" val="0"/>
-                        </a:ext>
-                      </a:extLst>
-                    </a:blip>
-                    <a:srcRect/>
-                    <a:stretch>
-                      <a:fillRect/>
-                    </a:stretch>
-                  </pic:blipFill>
-                  <pic:spPr bwMode="auto">
-                    <a:xfrm>
-                      <a:off x="0" y="0"/>
-                      <a:ext cx="5950800" cy="2368800"/>
-                    </a:xfrm>
-                    <a:prstGeom prst="rect">
-                      <a:avLst/>
-                    </a:prstGeom>
-                    <a:noFill/>
-                  </pic:spPr>
-                </pic:pic>
-              </a:graphicData>
-            </a:graphic>
-          </wp:inline>
-        </w:drawing>
-      </w:r>
-    </w:p>
-    <w:p>
-      <w:pPr>
-        <w:widowControl/>
-        <w:rPr>
-          <w:rFonts w:ascii="微軟正黑體" w:eastAsia="微軟正黑體" w:hAnsi="微軟正黑體"/>
-        </w:rPr>
-      </w:pPr>
-      <w:r>
-        <w:rPr>
-          <w:rFonts w:ascii="微軟正黑體" w:eastAsia="微軟正黑體" w:hAnsi="微軟正黑體"/>
-        </w:rPr>
-        <w:br w:type="page"/>
-      </w:r>
-    </w:p>
-    <w:p>
-      <w:pPr>
-        <w:adjustRightInd w:val="0"/>
-        <w:snapToGrid w:val="0"/>
-        <w:ind w:firstLine="480"/>
-        <w:rPr>
-          <w:rFonts w:ascii="微軟正黑體" w:eastAsia="微軟正黑體" w:hAnsi="微軟正黑體"/>
-        </w:rPr>
-      </w:pPr>
-      <w:r>
-        <w:rPr>
-          <w:rFonts w:ascii="微軟正黑體" w:eastAsia="微軟正黑體" w:hAnsi="微軟正黑體" w:hint="eastAsia"/>
-        </w:rPr>
-        <w:lastRenderedPageBreak/>
-        <w:t>點選</w:t>
-      </w:r>
-      <w:r>
-        <w:rPr>
-          <w:rFonts w:ascii="微軟正黑體" w:eastAsia="微軟正黑體" w:hAnsi="微軟正黑體" w:hint="eastAsia"/>
-        </w:rPr>
-        <w:t>相應的模型目錄，</w:t>
-      </w:r>
-      <w:r>
-        <w:rPr>
-          <w:rFonts w:ascii="微軟正黑體" w:eastAsia="微軟正黑體" w:hAnsi="微軟正黑體" w:hint="eastAsia"/>
-        </w:rPr>
-        <w:t>會自動開啟資料夾路徑，再</w:t>
-      </w:r>
-      <w:r>
-        <w:rPr>
-          <w:rFonts w:ascii="微軟正黑體" w:eastAsia="微軟正黑體" w:hAnsi="微軟正黑體" w:hint="eastAsia"/>
-        </w:rPr>
-        <w:t>將預先訓練模型檔案解壓縮後放入對應的資料夾中。</w:t>
-      </w:r>
-    </w:p>
-    <w:p>
-      <w:pPr>
-        <w:adjustRightInd w:val="0"/>
-        <w:snapToGrid w:val="0"/>
-        <w:ind w:firstLine="480"/>
-        <w:rPr>
-          <w:rFonts w:ascii="微軟正黑體" w:eastAsia="微軟正黑體" w:hAnsi="微軟正黑體"/>
-        </w:rPr>
-      </w:pPr>
-    </w:p>
-    <w:p>
-      <w:pPr>
-        <w:adjustRightInd w:val="0"/>
-        <w:snapToGrid w:val="0"/>
-        <w:ind w:firstLine="480"/>
-        <w:rPr>
-          <w:rFonts w:ascii="微軟正黑體" w:eastAsia="微軟正黑體" w:hAnsi="微軟正黑體"/>
-        </w:rPr>
-      </w:pPr>
-      <w:r>
-        <w:rPr>
-          <w:rFonts w:ascii="微軟正黑體" w:eastAsia="微軟正黑體" w:hAnsi="微軟正黑體" w:hint="eastAsia"/>
-        </w:rPr>
-        <w:t>以下用聲音訓練模型作為舉例：</w:t>
-      </w:r>
-    </w:p>
-    <w:p>
-      <w:pPr>
-        <w:adjustRightInd w:val="0"/>
-        <w:snapToGrid w:val="0"/>
-        <w:ind w:firstLine="480"/>
-        <w:rPr>
-          <w:rFonts w:ascii="微軟正黑體" w:eastAsia="微軟正黑體" w:hAnsi="微軟正黑體"/>
-        </w:rPr>
-      </w:pPr>
-    </w:p>
-    <w:p>
-      <w:pPr>
-        <w:adjustRightInd w:val="0"/>
-        <w:snapToGrid w:val="0"/>
-        <w:rPr>
-          <w:rFonts w:ascii="微軟正黑體" w:eastAsia="微軟正黑體" w:hAnsi="微軟正黑體"/>
-        </w:rPr>
-      </w:pPr>
-      <w:r>
-        <w:rPr>
-          <w:rFonts w:ascii="微軟正黑體" w:eastAsia="微軟正黑體" w:hAnsi="微軟正黑體"/>
-          <w:noProof/>
-        </w:rPr>
-        <w:drawing>
-          <wp:inline distT="0" distB="0" distL="0" distR="0" wp14:anchorId="5E2B3A5B">
-            <wp:extent cx="6083935" cy="2931108"/>
-            <wp:effectExtent l="0" t="0" r="0" b="3175"/>
-            <wp:docPr id="23" name="圖片 23"/>
-            <wp:cNvGraphicFramePr>
-              <a:graphicFrameLocks xmlns:a="http://schemas.openxmlformats.org/drawingml/2006/main" noChangeAspect="1"/>
-            </wp:cNvGraphicFramePr>
-            <a:graphic xmlns:a="http://schemas.openxmlformats.org/drawingml/2006/main">
-              <a:graphicData uri="http://schemas.openxmlformats.org/drawingml/2006/picture">
-                <pic:pic xmlns:pic="http://schemas.openxmlformats.org/drawingml/2006/picture">
-                  <pic:nvPicPr>
-                    <pic:cNvPr id="0" name="Picture 7"/>
-                    <pic:cNvPicPr>
-                      <a:picLocks noChangeAspect="1" noChangeArrowheads="1"/>
-                    </pic:cNvPicPr>
-                  </pic:nvPicPr>
-                  <pic:blipFill>
-                    <a:blip r:embed="rId8">
-                      <a:extLst>
-                        <a:ext uri="{28A0092B-C50C-407E-A947-70E740481C1C}">
-                          <a14:useLocalDpi xmlns:a14="http://schemas.microsoft.com/office/drawing/2010/main" val="0"/>
-                        </a:ext>
-                      </a:extLst>
-                    </a:blip>
-                    <a:srcRect/>
-                    <a:stretch>
-                      <a:fillRect/>
-                    </a:stretch>
-                  </pic:blipFill>
-                  <pic:spPr bwMode="auto">
-                    <a:xfrm>
-                      <a:off x="0" y="0"/>
-                      <a:ext cx="6114719" cy="2945939"/>
-                    </a:xfrm>
-                    <a:prstGeom prst="rect">
-                      <a:avLst/>
-                    </a:prstGeom>
-                    <a:noFill/>
-                  </pic:spPr>
-                </pic:pic>
-              </a:graphicData>
-            </a:graphic>
-          </wp:inline>
-        </w:drawing>
-      </w:r>
-    </w:p>
-    <w:p>
-      <w:pPr>
-        <w:adjustRightInd w:val="0"/>
-        <w:snapToGrid w:val="0"/>
-        <w:rPr>
-          <w:rFonts w:ascii="微軟正黑體" w:eastAsia="微軟正黑體" w:hAnsi="微軟正黑體"/>
-        </w:rPr>
-      </w:pPr>
-      <w:bookmarkStart w:id="0" w:name="_GoBack"/>
-      <w:bookmarkEnd w:id="0"/>
-    </w:p>
-    <w:p>
-      <w:r>
-        <w:rPr>
-          <w:noProof/>
-        </w:rPr>
-        <w:drawing>
-          <wp:inline distT="0" distB="0" distL="0" distR="0" wp14:anchorId="7A712C06">
-            <wp:extent cx="6080400" cy="2995200"/>
-            <wp:effectExtent l="0" t="0" r="0" b="0"/>
+          <wp:inline distT="0" distB="0" distL="0" distR="0" wp14:anchorId="00E6DA22" wp14:editId="334AF789">
+            <wp:extent cx="2664171" cy="1620000"/>
+            <wp:effectExtent l="0" t="0" r="3175" b="0"/>
             <wp:docPr id="2" name="圖片 2"/>
             <wp:cNvGraphicFramePr>
               <a:graphicFrameLocks xmlns:a="http://schemas.openxmlformats.org/drawingml/2006/main" noChangeAspect="1"/>
@@ -415,33 +230,23 @@
               <a:graphicData uri="http://schemas.openxmlformats.org/drawingml/2006/picture">
                 <pic:pic xmlns:pic="http://schemas.openxmlformats.org/drawingml/2006/picture">
                   <pic:nvPicPr>
-                    <pic:cNvPr id="0" name="Picture 2"/>
-                    <pic:cNvPicPr>
-                      <a:picLocks noChangeAspect="1" noChangeArrowheads="1"/>
-                    </pic:cNvPicPr>
+                    <pic:cNvPr id="0" name=""/>
+                    <pic:cNvPicPr/>
                   </pic:nvPicPr>
                   <pic:blipFill>
-                    <a:blip r:embed="rId9">
-                      <a:extLst>
-                        <a:ext uri="{28A0092B-C50C-407E-A947-70E740481C1C}">
-                          <a14:useLocalDpi xmlns:a14="http://schemas.microsoft.com/office/drawing/2010/main" val="0"/>
-                        </a:ext>
-                      </a:extLst>
-                    </a:blip>
-                    <a:srcRect/>
+                    <a:blip r:embed="rId7"/>
                     <a:stretch>
                       <a:fillRect/>
                     </a:stretch>
                   </pic:blipFill>
-                  <pic:spPr bwMode="auto">
+                  <pic:spPr>
                     <a:xfrm>
                       <a:off x="0" y="0"/>
-                      <a:ext cx="6080400" cy="2995200"/>
+                      <a:ext cx="2664171" cy="1620000"/>
                     </a:xfrm>
                     <a:prstGeom prst="rect">
                       <a:avLst/>
                     </a:prstGeom>
-                    <a:noFill/>
                   </pic:spPr>
                 </pic:pic>
               </a:graphicData>
@@ -451,18 +256,511 @@
       </w:r>
     </w:p>
     <w:p>
-      <w:pPr>
-        <w:widowControl/>
-        <w:rPr>
-          <w:rFonts w:ascii="微軟正黑體" w:eastAsia="微軟正黑體" w:hAnsi="微軟正黑體"/>
-        </w:rPr>
-      </w:pPr>
-      <w:r>
-        <w:rPr>
-          <w:rFonts w:ascii="微軟正黑體" w:eastAsia="微軟正黑體" w:hAnsi="微軟正黑體"/>
-        </w:rPr>
-        <w:br w:type="page"/>
-      </w:r>
+      <w:r>
+        <w:rPr>
+          <w:rFonts w:ascii="微軟正黑體" w:eastAsia="微軟正黑體" w:hAnsi="微軟正黑體" w:hint="eastAsia"/>
+          <w:noProof/>
+          <w:sz w:val="28"/>
+          <w:szCs w:val="28"/>
+        </w:rPr>
+        <mc:AlternateContent>
+          <mc:Choice Requires="wps">
+            <w:drawing>
+              <wp:anchor distT="0" distB="0" distL="114300" distR="114300" simplePos="0" relativeHeight="251663360" behindDoc="0" locked="0" layoutInCell="1" allowOverlap="1" wp14:anchorId="5E070A8D" wp14:editId="4F2CA903">
+                <wp:simplePos x="0" y="0"/>
+                <wp:positionH relativeFrom="column">
+                  <wp:posOffset>5080636</wp:posOffset>
+                </wp:positionH>
+                <wp:positionV relativeFrom="paragraph">
+                  <wp:posOffset>1736090</wp:posOffset>
+                </wp:positionV>
+                <wp:extent cx="1200150" cy="800099"/>
+                <wp:effectExtent l="47942" t="47308" r="28893" b="0"/>
+                <wp:wrapNone/>
+                <wp:docPr id="8" name="弧形接點 8"/>
+                <wp:cNvGraphicFramePr/>
+                <a:graphic xmlns:a="http://schemas.openxmlformats.org/drawingml/2006/main">
+                  <a:graphicData uri="http://schemas.microsoft.com/office/word/2010/wordprocessingShape">
+                    <wps:wsp>
+                      <wps:cNvCnPr/>
+                      <wps:spPr>
+                        <a:xfrm rot="16200000" flipV="1">
+                          <a:off x="0" y="0"/>
+                          <a:ext cx="1200150" cy="800099"/>
+                        </a:xfrm>
+                        <a:prstGeom prst="curvedConnector3">
+                          <a:avLst>
+                            <a:gd name="adj1" fmla="val 50000"/>
+                          </a:avLst>
+                        </a:prstGeom>
+                        <a:ln w="28575">
+                          <a:solidFill>
+                            <a:srgbClr val="00B050"/>
+                          </a:solidFill>
+                          <a:tailEnd type="arrow"/>
+                        </a:ln>
+                      </wps:spPr>
+                      <wps:style>
+                        <a:lnRef idx="1">
+                          <a:schemeClr val="accent1"/>
+                        </a:lnRef>
+                        <a:fillRef idx="0">
+                          <a:schemeClr val="accent1"/>
+                        </a:fillRef>
+                        <a:effectRef idx="0">
+                          <a:schemeClr val="accent1"/>
+                        </a:effectRef>
+                        <a:fontRef idx="minor">
+                          <a:schemeClr val="tx1"/>
+                        </a:fontRef>
+                      </wps:style>
+                      <wps:bodyPr/>
+                    </wps:wsp>
+                  </a:graphicData>
+                </a:graphic>
+                <wp14:sizeRelH relativeFrom="margin">
+                  <wp14:pctWidth>0</wp14:pctWidth>
+                </wp14:sizeRelH>
+                <wp14:sizeRelV relativeFrom="margin">
+                  <wp14:pctHeight>0</wp14:pctHeight>
+                </wp14:sizeRelV>
+              </wp:anchor>
+            </w:drawing>
+          </mc:Choice>
+          <mc:Fallback>
+            <w:pict>
+              <v:shapetype w14:anchorId="08922C0F" id="_x0000_t38" coordsize="21600,21600" o:spt="38" o:oned="t" path="m,c@0,0@1,5400@1,10800@1,16200@2,21600,21600,21600e" filled="f">
+                <v:formulas>
+                  <v:f eqn="mid #0 0"/>
+                  <v:f eqn="val #0"/>
+                  <v:f eqn="mid #0 21600"/>
+                </v:formulas>
+                <v:path arrowok="t" fillok="f" o:connecttype="none"/>
+                <v:handles>
+                  <v:h position="#0,center"/>
+                </v:handles>
+                <o:lock v:ext="edit" shapetype="t"/>
+              </v:shapetype>
+              <v:shape id="弧形接點 8" o:spid="_x0000_s1026" type="#_x0000_t38" style="position:absolute;margin-left:400.05pt;margin-top:136.7pt;width:94.5pt;height:63pt;rotation:90;flip:y;z-index:251663360;visibility:visible;mso-wrap-style:square;mso-width-percent:0;mso-height-percent:0;mso-wrap-distance-left:9pt;mso-wrap-distance-top:0;mso-wrap-distance-right:9pt;mso-wrap-distance-bottom:0;mso-position-horizontal:absolute;mso-position-horizontal-relative:text;mso-position-vertical:absolute;mso-position-vertical-relative:text;mso-width-percent:0;mso-height-percent:0;mso-width-relative:margin;mso-height-relative:margin" o:gfxdata="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" adj="10800" strokecolor="#00b050" strokeweight="2.25pt">
+                <v:stroke endarrow="open"/>
+              </v:shape>
+            </w:pict>
+          </mc:Fallback>
+        </mc:AlternateContent>
+      </w:r>
+      <w:r>
+        <w:rPr>
+          <w:rFonts w:ascii="微軟正黑體" w:eastAsia="微軟正黑體" w:hAnsi="微軟正黑體" w:hint="eastAsia"/>
+          <w:noProof/>
+          <w:sz w:val="28"/>
+          <w:szCs w:val="28"/>
+        </w:rPr>
+        <mc:AlternateContent>
+          <mc:Choice Requires="wps">
+            <w:drawing>
+              <wp:anchor distT="0" distB="0" distL="114300" distR="114300" simplePos="0" relativeHeight="251662336" behindDoc="0" locked="0" layoutInCell="1" allowOverlap="1" wp14:anchorId="7F5CBBE4" wp14:editId="23A117EF">
+                <wp:simplePos x="0" y="0"/>
+                <wp:positionH relativeFrom="column">
+                  <wp:posOffset>4471035</wp:posOffset>
+                </wp:positionH>
+                <wp:positionV relativeFrom="paragraph">
+                  <wp:posOffset>1440815</wp:posOffset>
+                </wp:positionV>
+                <wp:extent cx="809625" cy="114300"/>
+                <wp:effectExtent l="0" t="0" r="28575" b="19050"/>
+                <wp:wrapNone/>
+                <wp:docPr id="7" name="矩形 7"/>
+                <wp:cNvGraphicFramePr/>
+                <a:graphic xmlns:a="http://schemas.openxmlformats.org/drawingml/2006/main">
+                  <a:graphicData uri="http://schemas.microsoft.com/office/word/2010/wordprocessingShape">
+                    <wps:wsp>
+                      <wps:cNvSpPr/>
+                      <wps:spPr>
+                        <a:xfrm>
+                          <a:off x="0" y="0"/>
+                          <a:ext cx="809625" cy="114300"/>
+                        </a:xfrm>
+                        <a:prstGeom prst="rect">
+                          <a:avLst/>
+                        </a:prstGeom>
+                        <a:noFill/>
+                        <a:ln>
+                          <a:solidFill>
+                            <a:srgbClr val="00B050"/>
+                          </a:solidFill>
+                        </a:ln>
+                      </wps:spPr>
+                      <wps:style>
+                        <a:lnRef idx="2">
+                          <a:schemeClr val="accent6"/>
+                        </a:lnRef>
+                        <a:fillRef idx="1">
+                          <a:schemeClr val="lt1"/>
+                        </a:fillRef>
+                        <a:effectRef idx="0">
+                          <a:schemeClr val="accent6"/>
+                        </a:effectRef>
+                        <a:fontRef idx="minor">
+                          <a:schemeClr val="dk1"/>
+                        </a:fontRef>
+                      </wps:style>
+                      <wps:bodyPr rot="0" spcFirstLastPara="0" vertOverflow="overflow" horzOverflow="overflow" vert="horz" wrap="square" lIns="91440" tIns="45720" rIns="91440" bIns="45720" numCol="1" spcCol="0" rtlCol="0" fromWordArt="0" anchor="ctr" anchorCtr="0" forceAA="0" compatLnSpc="1">
+                        <a:prstTxWarp prst="textNoShape">
+                          <a:avLst/>
+                        </a:prstTxWarp>
+                        <a:noAutofit/>
+                      </wps:bodyPr>
+                    </wps:wsp>
+                  </a:graphicData>
+                </a:graphic>
+              </wp:anchor>
+            </w:drawing>
+          </mc:Choice>
+          <mc:Fallback>
+            <w:pict>
+              <v:rect w14:anchorId="73552F5A" id="矩形 7" o:spid="_x0000_s1026" style="position:absolute;margin-left:352.05pt;margin-top:113.45pt;width:63.75pt;height:9pt;z-index:251662336;visibility:visible;mso-wrap-style:square;mso-wrap-distance-left:9pt;mso-wrap-distance-top:0;mso-wrap-distance-right:9pt;mso-wrap-distance-bottom:0;mso-position-horizontal:absolute;mso-position-horizontal-relative:text;mso-position-vertical:absolute;mso-position-vertical-relative:text;v-text-anchor:middle" o:gfxdata="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" filled="f" strokecolor="#00b050" strokeweight="2pt"/>
+            </w:pict>
+          </mc:Fallback>
+        </mc:AlternateContent>
+      </w:r>
+      <w:r>
+        <w:rPr>
+          <w:rFonts w:ascii="微軟正黑體" w:eastAsia="微軟正黑體" w:hAnsi="微軟正黑體" w:hint="eastAsia"/>
+          <w:noProof/>
+          <w:sz w:val="28"/>
+          <w:szCs w:val="28"/>
+        </w:rPr>
+        <mc:AlternateContent>
+          <mc:Choice Requires="wps">
+            <w:drawing>
+              <wp:anchor distT="0" distB="0" distL="114300" distR="114300" simplePos="0" relativeHeight="251661312" behindDoc="0" locked="0" layoutInCell="1" allowOverlap="1" wp14:anchorId="761FFA45" wp14:editId="43D13016">
+                <wp:simplePos x="0" y="0"/>
+                <wp:positionH relativeFrom="column">
+                  <wp:posOffset>3899535</wp:posOffset>
+                </wp:positionH>
+                <wp:positionV relativeFrom="paragraph">
+                  <wp:posOffset>2736215</wp:posOffset>
+                </wp:positionV>
+                <wp:extent cx="2466975" cy="1152525"/>
+                <wp:effectExtent l="57150" t="133350" r="85725" b="104775"/>
+                <wp:wrapNone/>
+                <wp:docPr id="5" name="矩形圖說文字 5"/>
+                <wp:cNvGraphicFramePr/>
+                <a:graphic xmlns:a="http://schemas.openxmlformats.org/drawingml/2006/main">
+                  <a:graphicData uri="http://schemas.microsoft.com/office/word/2010/wordprocessingShape">
+                    <wps:wsp>
+                      <wps:cNvSpPr/>
+                      <wps:spPr>
+                        <a:xfrm>
+                          <a:off x="0" y="0"/>
+                          <a:ext cx="2466975" cy="1152525"/>
+                        </a:xfrm>
+                        <a:prstGeom prst="wedgeRectCallout">
+                          <a:avLst>
+                            <a:gd name="adj1" fmla="val -36411"/>
+                            <a:gd name="adj2" fmla="val -59425"/>
+                          </a:avLst>
+                        </a:prstGeom>
+                      </wps:spPr>
+                      <wps:style>
+                        <a:lnRef idx="1">
+                          <a:schemeClr val="accent3"/>
+                        </a:lnRef>
+                        <a:fillRef idx="2">
+                          <a:schemeClr val="accent3"/>
+                        </a:fillRef>
+                        <a:effectRef idx="1">
+                          <a:schemeClr val="accent3"/>
+                        </a:effectRef>
+                        <a:fontRef idx="minor">
+                          <a:schemeClr val="dk1"/>
+                        </a:fontRef>
+                      </wps:style>
+                      <wps:txbx>
+                        <w:txbxContent>
+                          <w:p>
+                            <w:pPr>
+                              <w:rPr>
+                                <w:rFonts w:ascii="微軟正黑體" w:eastAsia="微軟正黑體" w:hAnsi="微軟正黑體"/>
+                                <w:sz w:val="28"/>
+                                <w:szCs w:val="28"/>
+                              </w:rPr>
+                            </w:pPr>
+                            <w:r>
+                              <w:rPr>
+                                <w:rFonts w:ascii="微軟正黑體" w:eastAsia="微軟正黑體" w:hAnsi="微軟正黑體" w:hint="eastAsia"/>
+                                <w:sz w:val="28"/>
+                                <w:szCs w:val="28"/>
+                              </w:rPr>
+                              <w:t>特別注意：</w:t>
+                            </w:r>
+                          </w:p>
+                          <w:p>
+                            <w:pPr>
+                              <w:spacing w:line="400" w:lineRule="exact"/>
+                              <w:jc w:val="center"/>
+                              <w:rPr>
+                                <w:rFonts w:ascii="微軟正黑體" w:eastAsia="微軟正黑體" w:hAnsi="微軟正黑體"/>
+                                <w:sz w:val="28"/>
+                                <w:szCs w:val="28"/>
+                              </w:rPr>
+                            </w:pPr>
+                            <w:r>
+                              <w:rPr>
+                                <w:rFonts w:ascii="微軟正黑體" w:eastAsia="微軟正黑體" w:hAnsi="微軟正黑體" w:hint="eastAsia"/>
+                                <w:sz w:val="28"/>
+                                <w:szCs w:val="28"/>
+                              </w:rPr>
+                              <w:t>NKNUBLOCK Bridge程式</w:t>
+                            </w:r>
+                          </w:p>
+                          <w:p>
+                            <w:pPr>
+                              <w:spacing w:line="400" w:lineRule="exact"/>
+                              <w:jc w:val="center"/>
+                              <w:rPr>
+                                <w:rFonts w:ascii="微軟正黑體" w:eastAsia="微軟正黑體" w:hAnsi="微軟正黑體"/>
+                                <w:sz w:val="28"/>
+                                <w:szCs w:val="28"/>
+                              </w:rPr>
+                            </w:pPr>
+                            <w:r>
+                              <w:rPr>
+                                <w:rFonts w:ascii="微軟正黑體" w:eastAsia="微軟正黑體" w:hAnsi="微軟正黑體" w:hint="eastAsia"/>
+                                <w:sz w:val="28"/>
+                                <w:szCs w:val="28"/>
+                              </w:rPr>
+                              <w:t>不能關閉，只需最小化即可</w:t>
+                            </w:r>
+                          </w:p>
+                        </w:txbxContent>
+                      </wps:txbx>
+                      <wps:bodyPr rot="0" spcFirstLastPara="0" vertOverflow="overflow" horzOverflow="overflow" vert="horz" wrap="square" lIns="91440" tIns="45720" rIns="91440" bIns="45720" numCol="1" spcCol="0" rtlCol="0" fromWordArt="0" anchor="ctr" anchorCtr="0" forceAA="0" compatLnSpc="1">
+                        <a:prstTxWarp prst="textNoShape">
+                          <a:avLst/>
+                        </a:prstTxWarp>
+                        <a:noAutofit/>
+                      </wps:bodyPr>
+                    </wps:wsp>
+                  </a:graphicData>
+                </a:graphic>
+                <wp14:sizeRelH relativeFrom="margin">
+                  <wp14:pctWidth>0</wp14:pctWidth>
+                </wp14:sizeRelH>
+                <wp14:sizeRelV relativeFrom="margin">
+                  <wp14:pctHeight>0</wp14:pctHeight>
+                </wp14:sizeRelV>
+              </wp:anchor>
+            </w:drawing>
+          </mc:Choice>
+          <mc:Fallback>
+            <w:pict>
+              <v:shapetype w14:anchorId="761FFA45" id="_x0000_t61" coordsize="21600,21600" o:spt="61" adj="1350,25920" path="m,l0@8@12@24,0@9,,21600@6,21600@15@27@7,21600,21600,21600,21600@9@18@30,21600@8,21600,0@7,0@21@33@6,xe">
+                <v:stroke joinstyle="miter"/>
+                <v:formulas>
+                  <v:f eqn="sum 10800 0 #0"/>
+                  <v:f eqn="sum 10800 0 #1"/>
+                  <v:f eqn="sum #0 0 #1"/>
+                  <v:f eqn="sum @0 @1 0"/>
+                  <v:f eqn="sum 21600 0 #0"/>
+                  <v:f eqn="sum 21600 0 #1"/>
+                  <v:f eqn="if @0 3600 12600"/>
+                  <v:f eqn="if @0 9000 18000"/>
+                  <v:f eqn="if @1 3600 12600"/>
+                  <v:f eqn="if @1 9000 18000"/>
+                  <v:f eqn="if @2 0 #0"/>
+                  <v:f eqn="if @3 @10 0"/>
+                  <v:f eqn="if #0 0 @11"/>
+                  <v:f eqn="if @2 @6 #0"/>
+                  <v:f eqn="if @3 @6 @13"/>
+                  <v:f eqn="if @5 @6 @14"/>
+                  <v:f eqn="if @2 #0 21600"/>
+                  <v:f eqn="if @3 21600 @16"/>
+                  <v:f eqn="if @4 21600 @17"/>
+                  <v:f eqn="if @2 #0 @6"/>
+                  <v:f eqn="if @3 @19 @6"/>
+                  <v:f eqn="if #1 @6 @20"/>
+                  <v:f eqn="if @2 @8 #1"/>
+                  <v:f eqn="if @3 @22 @8"/>
+                  <v:f eqn="if #0 @8 @23"/>
+                  <v:f eqn="if @2 21600 #1"/>
+                  <v:f eqn="if @3 21600 @25"/>
+                  <v:f eqn="if @5 21600 @26"/>
+                  <v:f eqn="if @2 #1 @8"/>
+                  <v:f eqn="if @3 @8 @28"/>
+                  <v:f eqn="if @4 @8 @29"/>
+                  <v:f eqn="if @2 #1 0"/>
+                  <v:f eqn="if @3 @31 0"/>
+                  <v:f eqn="if #1 0 @32"/>
+                  <v:f eqn="val #0"/>
+                  <v:f eqn="val #1"/>
+                </v:formulas>
+                <v:path o:connecttype="custom" o:connectlocs="10800,0;0,10800;10800,21600;21600,10800;@34,@35"/>
+                <v:handles>
+                  <v:h position="#0,#1"/>
+                </v:handles>
+              </v:shapetype>
+              <v:shape id="矩形圖說文字 5" o:spid="_x0000_s1026" type="#_x0000_t61" style="position:absolute;margin-left:307.05pt;margin-top:215.45pt;width:194.25pt;height:90.75pt;z-index:251661312;visibility:visible;mso-wrap-style:square;mso-width-percent:0;mso-height-percent:0;mso-wrap-distance-left:9pt;mso-wrap-distance-top:0;mso-wrap-distance-right:9pt;mso-wrap-distance-bottom:0;mso-position-horizontal:absolute;mso-position-horizontal-relative:text;mso-position-vertical:absolute;mso-position-vertical-relative:text;mso-width-percent:0;mso-height-percent:0;mso-width-relative:margin;mso-height-relative:margin;v-text-anchor:middle" o:gfxdata="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" adj="2935,-2036" fillcolor="#cdddac [1622]" strokecolor="#94b64e [3046]">
+                <v:fill color2="#f0f4e6 [502]" rotate="t" angle="180" colors="0 #dafda7;22938f #e4fdc2;1 #f5ffe6" focus="100%" type="gradient"/>
+                <v:shadow on="t" color="black" opacity="24903f" origin=",.5" offset="0,.55556mm"/>
+                <v:textbox>
+                  <w:txbxContent>
+                    <w:p>
+                      <w:pPr>
+                        <w:rPr>
+                          <w:rFonts w:ascii="微軟正黑體" w:eastAsia="微軟正黑體" w:hAnsi="微軟正黑體"/>
+                          <w:sz w:val="28"/>
+                          <w:szCs w:val="28"/>
+                        </w:rPr>
+                      </w:pPr>
+                      <w:r>
+                        <w:rPr>
+                          <w:rFonts w:ascii="微軟正黑體" w:eastAsia="微軟正黑體" w:hAnsi="微軟正黑體" w:hint="eastAsia"/>
+                          <w:sz w:val="28"/>
+                          <w:szCs w:val="28"/>
+                        </w:rPr>
+                        <w:t>特別注意：</w:t>
+                      </w:r>
+                    </w:p>
+                    <w:p>
+                      <w:pPr>
+                        <w:spacing w:line="400" w:lineRule="exact"/>
+                        <w:jc w:val="center"/>
+                        <w:rPr>
+                          <w:rFonts w:ascii="微軟正黑體" w:eastAsia="微軟正黑體" w:hAnsi="微軟正黑體"/>
+                          <w:sz w:val="28"/>
+                          <w:szCs w:val="28"/>
+                        </w:rPr>
+                      </w:pPr>
+                      <w:r>
+                        <w:rPr>
+                          <w:rFonts w:ascii="微軟正黑體" w:eastAsia="微軟正黑體" w:hAnsi="微軟正黑體" w:hint="eastAsia"/>
+                          <w:sz w:val="28"/>
+                          <w:szCs w:val="28"/>
+                        </w:rPr>
+                        <w:t>NKNUBLOCK Bridge程式</w:t>
+                      </w:r>
+                    </w:p>
+                    <w:p>
+                      <w:pPr>
+                        <w:spacing w:line="400" w:lineRule="exact"/>
+                        <w:jc w:val="center"/>
+                        <w:rPr>
+                          <w:rFonts w:ascii="微軟正黑體" w:eastAsia="微軟正黑體" w:hAnsi="微軟正黑體"/>
+                          <w:sz w:val="28"/>
+                          <w:szCs w:val="28"/>
+                        </w:rPr>
+                      </w:pPr>
+                      <w:r>
+                        <w:rPr>
+                          <w:rFonts w:ascii="微軟正黑體" w:eastAsia="微軟正黑體" w:hAnsi="微軟正黑體" w:hint="eastAsia"/>
+                          <w:sz w:val="28"/>
+                          <w:szCs w:val="28"/>
+                        </w:rPr>
+                        <w:t>不能關閉，只需最小化即可</w:t>
+                      </w:r>
+                    </w:p>
+                  </w:txbxContent>
+                </v:textbox>
+              </v:shape>
+            </w:pict>
+          </mc:Fallback>
+        </mc:AlternateContent>
+      </w:r>
+      <w:r>
+        <w:rPr>
+          <w:noProof/>
+        </w:rPr>
+        <w:drawing>
+          <wp:inline distT="0" distB="0" distL="0" distR="0" wp14:anchorId="4B2EA21E" wp14:editId="570E48D7">
+            <wp:extent cx="5486400" cy="3291840"/>
+            <wp:effectExtent l="0" t="0" r="0" b="3810"/>
+            <wp:docPr id="4" name="圖片 4"/>
+            <wp:cNvGraphicFramePr>
+              <a:graphicFrameLocks xmlns:a="http://schemas.openxmlformats.org/drawingml/2006/main" noChangeAspect="1"/>
+            </wp:cNvGraphicFramePr>
+            <a:graphic xmlns:a="http://schemas.openxmlformats.org/drawingml/2006/main">
+              <a:graphicData uri="http://schemas.openxmlformats.org/drawingml/2006/picture">
+                <pic:pic xmlns:pic="http://schemas.openxmlformats.org/drawingml/2006/picture">
+                  <pic:nvPicPr>
+                    <pic:cNvPr id="0" name=""/>
+                    <pic:cNvPicPr/>
+                  </pic:nvPicPr>
+                  <pic:blipFill>
+                    <a:blip r:embed="rId8"/>
+                    <a:stretch>
+                      <a:fillRect/>
+                    </a:stretch>
+                  </pic:blipFill>
+                  <pic:spPr>
+                    <a:xfrm>
+                      <a:off x="0" y="0"/>
+                      <a:ext cx="5486400" cy="3291840"/>
+                    </a:xfrm>
+                    <a:prstGeom prst="rect">
+                      <a:avLst/>
+                    </a:prstGeom>
+                  </pic:spPr>
+                </pic:pic>
+              </a:graphicData>
+            </a:graphic>
+          </wp:inline>
+        </w:drawing>
+      </w:r>
+    </w:p>
+    <w:p>
+      <w:pPr>
+        <w:adjustRightInd w:val="0"/>
+        <w:snapToGrid w:val="0"/>
+        <w:rPr>
+          <w:rFonts w:ascii="微軟正黑體" w:eastAsia="微軟正黑體" w:hAnsi="微軟正黑體"/>
+        </w:rPr>
+      </w:pPr>
+    </w:p>
+    <w:p>
+      <w:pPr>
+        <w:adjustRightInd w:val="0"/>
+        <w:snapToGrid w:val="0"/>
+        <w:rPr>
+          <w:rFonts w:ascii="微軟正黑體" w:eastAsia="微軟正黑體" w:hAnsi="微軟正黑體"/>
+        </w:rPr>
+      </w:pPr>
+    </w:p>
+    <w:p>
+      <w:pPr>
+        <w:adjustRightInd w:val="0"/>
+        <w:snapToGrid w:val="0"/>
+        <w:rPr>
+          <w:rFonts w:ascii="微軟正黑體" w:eastAsia="微軟正黑體" w:hAnsi="微軟正黑體"/>
+        </w:rPr>
+      </w:pPr>
+    </w:p>
+    <w:p>
+      <w:pPr>
+        <w:adjustRightInd w:val="0"/>
+        <w:snapToGrid w:val="0"/>
+        <w:rPr>
+          <w:rFonts w:ascii="微軟正黑體" w:eastAsia="微軟正黑體" w:hAnsi="微軟正黑體"/>
+        </w:rPr>
+      </w:pPr>
+    </w:p>
+    <w:p>
+      <w:pPr>
+        <w:adjustRightInd w:val="0"/>
+        <w:snapToGrid w:val="0"/>
+        <w:rPr>
+          <w:rFonts w:ascii="微軟正黑體" w:eastAsia="微軟正黑體" w:hAnsi="微軟正黑體"/>
+        </w:rPr>
+      </w:pPr>
+    </w:p>
+    <w:p>
+      <w:pPr>
+        <w:adjustRightInd w:val="0"/>
+        <w:snapToGrid w:val="0"/>
+        <w:rPr>
+          <w:rFonts w:ascii="微軟正黑體" w:eastAsia="微軟正黑體" w:hAnsi="微軟正黑體"/>
+        </w:rPr>
+      </w:pPr>
     </w:p>
     <w:p>
       <w:pPr>
@@ -482,6 +780,94 @@
             <wp:extent cx="2981325" cy="1704975"/>
             <wp:effectExtent l="0" t="0" r="9525" b="9525"/>
             <wp:docPr id="13" name="圖片 13"/>
+            <wp:cNvGraphicFramePr>
+              <a:graphicFrameLocks xmlns:a="http://schemas.openxmlformats.org/drawingml/2006/main" noChangeAspect="1"/>
+            </wp:cNvGraphicFramePr>
+            <a:graphic xmlns:a="http://schemas.openxmlformats.org/drawingml/2006/main">
+              <a:graphicData uri="http://schemas.openxmlformats.org/drawingml/2006/picture">
+                <pic:pic xmlns:pic="http://schemas.openxmlformats.org/drawingml/2006/picture">
+                  <pic:nvPicPr>
+                    <pic:cNvPr id="1" name=""/>
+                    <pic:cNvPicPr/>
+                  </pic:nvPicPr>
+                  <pic:blipFill>
+                    <a:blip r:embed="rId9"/>
+                    <a:stretch>
+                      <a:fillRect/>
+                    </a:stretch>
+                  </pic:blipFill>
+                  <pic:spPr>
+                    <a:xfrm>
+                      <a:off x="0" y="0"/>
+                      <a:ext cx="2981325" cy="1704975"/>
+                    </a:xfrm>
+                    <a:prstGeom prst="rect">
+                      <a:avLst/>
+                    </a:prstGeom>
+                  </pic:spPr>
+                </pic:pic>
+              </a:graphicData>
+            </a:graphic>
+          </wp:inline>
+        </w:drawing>
+      </w:r>
+    </w:p>
+    <w:p>
+      <w:pPr>
+        <w:adjustRightInd w:val="0"/>
+        <w:snapToGrid w:val="0"/>
+        <w:rPr>
+          <w:rFonts w:ascii="微軟正黑體" w:eastAsia="微軟正黑體" w:hAnsi="微軟正黑體"/>
+        </w:rPr>
+      </w:pPr>
+      <w:r>
+        <w:rPr>
+          <w:rFonts w:ascii="微軟正黑體" w:eastAsia="微軟正黑體" w:hAnsi="微軟正黑體" w:hint="eastAsia"/>
+        </w:rPr>
+        <w:t>使用下拉選單選擇要載入哪一種類型的訓練模型，路徑不須指定，積木會自動到前述的預設路徑中讀取檔案</w:t>
+      </w:r>
+      <w:r>
+        <w:rPr>
+          <w:rFonts w:ascii="微軟正黑體" w:eastAsia="微軟正黑體" w:hAnsi="微軟正黑體" w:hint="eastAsia"/>
+        </w:rPr>
+        <w:t>。</w:t>
+      </w:r>
+    </w:p>
+    <w:p>
+      <w:pPr>
+        <w:adjustRightInd w:val="0"/>
+        <w:snapToGrid w:val="0"/>
+        <w:rPr>
+          <w:rFonts w:ascii="微軟正黑體" w:eastAsia="微軟正黑體" w:hAnsi="微軟正黑體"/>
+        </w:rPr>
+      </w:pPr>
+    </w:p>
+    <w:p>
+      <w:pPr>
+        <w:adjustRightInd w:val="0"/>
+        <w:snapToGrid w:val="0"/>
+        <w:rPr>
+          <w:rFonts w:ascii="微軟正黑體" w:eastAsia="微軟正黑體" w:hAnsi="微軟正黑體"/>
+        </w:rPr>
+      </w:pPr>
+    </w:p>
+    <w:p>
+      <w:pPr>
+        <w:adjustRightInd w:val="0"/>
+        <w:snapToGrid w:val="0"/>
+        <w:rPr>
+          <w:rFonts w:ascii="微軟正黑體" w:eastAsia="微軟正黑體" w:hAnsi="微軟正黑體"/>
+        </w:rPr>
+      </w:pPr>
+      <w:r>
+        <w:rPr>
+          <w:noProof/>
+        </w:rPr>
+        <w:drawing>
+          <wp:inline distT="0" distB="0" distL="0" distR="0" wp14:anchorId="5ACD48E7" wp14:editId="7AEB6011">
+            <wp:extent cx="2343150" cy="1533525"/>
+            <wp:effectExtent l="0" t="0" r="0" b="9525"/>
+            <wp:docPr id="14" name="圖片 14"/>
             <wp:cNvGraphicFramePr>
               <a:graphicFrameLocks xmlns:a="http://schemas.openxmlformats.org/drawingml/2006/main" noChangeAspect="1"/>
             </wp:cNvGraphicFramePr>
@@ -501,7 +887,7 @@
                   <pic:spPr>
                     <a:xfrm>
                       <a:off x="0" y="0"/>
-                      <a:ext cx="2981325" cy="1704975"/>
+                      <a:ext cx="2343150" cy="1533525"/>
                     </a:xfrm>
                     <a:prstGeom prst="rect">
                       <a:avLst/>
@@ -513,63 +899,21 @@
           </wp:inline>
         </w:drawing>
       </w:r>
-    </w:p>
-    <w:p>
-      <w:pPr>
-        <w:adjustRightInd w:val="0"/>
-        <w:snapToGrid w:val="0"/>
-        <w:rPr>
-          <w:rFonts w:ascii="微軟正黑體" w:eastAsia="微軟正黑體" w:hAnsi="微軟正黑體"/>
-        </w:rPr>
-      </w:pPr>
-      <w:r>
-        <w:rPr>
-          <w:rFonts w:ascii="微軟正黑體" w:eastAsia="微軟正黑體" w:hAnsi="微軟正黑體" w:hint="eastAsia"/>
-        </w:rPr>
-        <w:t>使用下拉選單選擇要載入哪一種類型的訓練模型，路徑不須指定，積木會自動到前述的預設路徑中讀取檔案</w:t>
-      </w:r>
-      <w:r>
-        <w:rPr>
-          <w:rFonts w:ascii="微軟正黑體" w:eastAsia="微軟正黑體" w:hAnsi="微軟正黑體" w:hint="eastAsia"/>
-        </w:rPr>
-        <w:t>。</w:t>
-      </w:r>
-    </w:p>
-    <w:p>
-      <w:pPr>
-        <w:adjustRightInd w:val="0"/>
-        <w:snapToGrid w:val="0"/>
-        <w:rPr>
-          <w:rFonts w:ascii="微軟正黑體" w:eastAsia="微軟正黑體" w:hAnsi="微軟正黑體"/>
-        </w:rPr>
-      </w:pPr>
-    </w:p>
-    <w:p>
-      <w:pPr>
-        <w:adjustRightInd w:val="0"/>
-        <w:snapToGrid w:val="0"/>
-        <w:rPr>
-          <w:rFonts w:ascii="微軟正黑體" w:eastAsia="微軟正黑體" w:hAnsi="微軟正黑體"/>
-        </w:rPr>
-      </w:pPr>
-    </w:p>
-    <w:p>
-      <w:pPr>
-        <w:adjustRightInd w:val="0"/>
-        <w:snapToGrid w:val="0"/>
-        <w:rPr>
-          <w:rFonts w:ascii="微軟正黑體" w:eastAsia="微軟正黑體" w:hAnsi="微軟正黑體"/>
-        </w:rPr>
-      </w:pPr>
+      <w:r>
+        <w:rPr>
+          <w:rFonts w:ascii="微軟正黑體" w:eastAsia="微軟正黑體" w:hAnsi="微軟正黑體" w:hint="eastAsia"/>
+        </w:rPr>
+        <w:t xml:space="preserve">  </w:t>
+      </w:r>
       <w:r>
         <w:rPr>
           <w:noProof/>
         </w:rPr>
         <w:drawing>
-          <wp:inline distT="0" distB="0" distL="0" distR="0" wp14:anchorId="5ACD48E7" wp14:editId="7AEB6011">
-            <wp:extent cx="2343150" cy="1533525"/>
+          <wp:inline distT="0" distB="0" distL="0" distR="0" wp14:anchorId="6D264AD7" wp14:editId="6C258ADC">
+            <wp:extent cx="2438400" cy="1571625"/>
             <wp:effectExtent l="0" t="0" r="0" b="9525"/>
-            <wp:docPr id="14" name="圖片 14"/>
+            <wp:docPr id="15" name="圖片 15"/>
             <wp:cNvGraphicFramePr>
               <a:graphicFrameLocks xmlns:a="http://schemas.openxmlformats.org/drawingml/2006/main" noChangeAspect="1"/>
             </wp:cNvGraphicFramePr>
@@ -589,52 +933,6 @@
                   <pic:spPr>
                     <a:xfrm>
                       <a:off x="0" y="0"/>
-                      <a:ext cx="2343150" cy="1533525"/>
-                    </a:xfrm>
-                    <a:prstGeom prst="rect">
-                      <a:avLst/>
-                    </a:prstGeom>
-                  </pic:spPr>
-                </pic:pic>
-              </a:graphicData>
-            </a:graphic>
-          </wp:inline>
-        </w:drawing>
-      </w:r>
-      <w:r>
-        <w:rPr>
-          <w:rFonts w:ascii="微軟正黑體" w:eastAsia="微軟正黑體" w:hAnsi="微軟正黑體" w:hint="eastAsia"/>
-        </w:rPr>
-        <w:t xml:space="preserve">  </w:t>
-      </w:r>
-      <w:r>
-        <w:rPr>
-          <w:noProof/>
-        </w:rPr>
-        <w:drawing>
-          <wp:inline distT="0" distB="0" distL="0" distR="0" wp14:anchorId="6D264AD7" wp14:editId="6C258ADC">
-            <wp:extent cx="2438400" cy="1571625"/>
-            <wp:effectExtent l="0" t="0" r="0" b="9525"/>
-            <wp:docPr id="15" name="圖片 15"/>
-            <wp:cNvGraphicFramePr>
-              <a:graphicFrameLocks xmlns:a="http://schemas.openxmlformats.org/drawingml/2006/main" noChangeAspect="1"/>
-            </wp:cNvGraphicFramePr>
-            <a:graphic xmlns:a="http://schemas.openxmlformats.org/drawingml/2006/main">
-              <a:graphicData uri="http://schemas.openxmlformats.org/drawingml/2006/picture">
-                <pic:pic xmlns:pic="http://schemas.openxmlformats.org/drawingml/2006/picture">
-                  <pic:nvPicPr>
-                    <pic:cNvPr id="1" name=""/>
-                    <pic:cNvPicPr/>
-                  </pic:nvPicPr>
-                  <pic:blipFill>
-                    <a:blip r:embed="rId12"/>
-                    <a:stretch>
-                      <a:fillRect/>
-                    </a:stretch>
-                  </pic:blipFill>
-                  <pic:spPr>
-                    <a:xfrm>
-                      <a:off x="0" y="0"/>
                       <a:ext cx="2438400" cy="1571625"/>
                     </a:xfrm>
                     <a:prstGeom prst="rect">
@@ -709,7 +1007,7 @@
                     <pic:cNvPicPr/>
                   </pic:nvPicPr>
                   <pic:blipFill>
-                    <a:blip r:embed="rId13"/>
+                    <a:blip r:embed="rId12"/>
                     <a:stretch>
                       <a:fillRect/>
                     </a:stretch>
@@ -1000,7 +1298,7 @@
           </mc:Choice>
           <mc:Fallback>
             <w:pict>
-              <v:rect w14:anchorId="73114E37" id="矩形 12" o:spid="_x0000_s1026" style="position:absolute;margin-left:4.4pt;margin-top:95.85pt;width:172.45pt;height:30.6pt;z-index:251659264;visibility:visible;mso-wrap-style:square;mso-width-percent:0;mso-wrap-distance-left:9pt;mso-wrap-distance-top:0;mso-wrap-distance-right:9pt;mso-wrap-distance-bottom:0;mso-position-horizontal:absolute;mso-position-horizontal-relative:text;mso-position-vertical:absolute;mso-position-vertical-relative:text;mso-width-percent:0;mso-width-relative:margin;v-text-anchor:middle" o:gfxdata="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" filled="f" strokecolor="red" strokeweight="3pt"/>
+              <v:rect w14:anchorId="71660C78" id="矩形 12" o:spid="_x0000_s1026" style="position:absolute;margin-left:4.4pt;margin-top:95.85pt;width:172.45pt;height:30.6pt;z-index:251659264;visibility:visible;mso-wrap-style:square;mso-width-percent:0;mso-wrap-distance-left:9pt;mso-wrap-distance-top:0;mso-wrap-distance-right:9pt;mso-wrap-distance-bottom:0;mso-position-horizontal:absolute;mso-position-horizontal-relative:text;mso-position-vertical:absolute;mso-position-vertical-relative:text;mso-width-percent:0;mso-width-relative:margin;v-text-anchor:middle" o:gfxdata="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" filled="f" strokecolor="red" strokeweight="3pt"/>
             </w:pict>
           </mc:Fallback>
         </mc:AlternateContent>
@@ -1025,7 +1323,7 @@
                     <pic:cNvPicPr/>
                   </pic:nvPicPr>
                   <pic:blipFill>
-                    <a:blip r:embed="rId14"/>
+                    <a:blip r:embed="rId13"/>
                     <a:stretch>
                       <a:fillRect/>
                     </a:stretch>
@@ -1280,7 +1578,7 @@
           </mc:Choice>
           <mc:Fallback>
             <w:pict>
-              <v:shapetype w14:anchorId="5B31AF13" id="_x0000_t13" coordsize="21600,21600" o:spt="13" adj="16200,5400" path="m@0,l@0@1,0@1,0@2@0@2@0,21600,21600,10800xe">
+              <v:shapetype w14:anchorId="5AB1EBC6" id="_x0000_t13" coordsize="21600,21600" o:spt="13" adj="16200,5400" path="m@0,l@0@1,0@1,0@2@0@2@0,21600,21600,10800xe">
                 <v:stroke joinstyle="miter"/>
                 <v:formulas>
                   <v:f eqn="val #0"/>
@@ -1371,7 +1669,7 @@
           </mc:Choice>
           <mc:Fallback>
             <w:pict>
-              <v:shape w14:anchorId="29EB782F" id="向右箭號 19" o:spid="_x0000_s1026" type="#_x0000_t13" style="position:absolute;margin-left:167.7pt;margin-top:116pt;width:42.7pt;height:15.05pt;z-index:251664384;visibility:visible;mso-wrap-style:square;mso-wrap-distance-left:9pt;mso-wrap-distance-top:0;mso-wrap-distance-right:9pt;mso-wrap-distance-bottom:0;mso-position-horizontal:absolute;mso-position-horizontal-relative:text;mso-position-vertical:absolute;mso-position-vertical-relative:text;v-text-anchor:middle" o:gfxdata="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" adj="17788" fillcolor="red" stroked="f" strokeweight="2pt"/>
+              <v:shape w14:anchorId="4D7E41D4" id="向右箭號 19" o:spid="_x0000_s1026" type="#_x0000_t13" style="position:absolute;margin-left:167.7pt;margin-top:116pt;width:42.7pt;height:15.05pt;z-index:251664384;visibility:visible;mso-wrap-style:square;mso-wrap-distance-left:9pt;mso-wrap-distance-top:0;mso-wrap-distance-right:9pt;mso-wrap-distance-bottom:0;mso-position-horizontal:absolute;mso-position-horizontal-relative:text;mso-position-vertical:absolute;mso-position-vertical-relative:text;v-text-anchor:middle" o:gfxdata="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" adj="17788" fillcolor="red" stroked="f" strokeweight="2pt"/>
             </w:pict>
           </mc:Fallback>
         </mc:AlternateContent>
@@ -1411,7 +1709,7 @@
                     </pic:cNvPicPr>
                   </pic:nvPicPr>
                   <pic:blipFill rotWithShape="1">
-                    <a:blip r:embed="rId15"/>
+                    <a:blip r:embed="rId14"/>
                     <a:srcRect r="24857"/>
                     <a:stretch/>
                   </pic:blipFill>
@@ -1464,7 +1762,7 @@
                     <pic:cNvPicPr/>
                   </pic:nvPicPr>
                   <pic:blipFill rotWithShape="1">
-                    <a:blip r:embed="rId16"/>
+                    <a:blip r:embed="rId15"/>
                     <a:srcRect r="2657"/>
                     <a:stretch/>
                   </pic:blipFill>
@@ -1609,7 +1907,7 @@
                     <pic:cNvPicPr/>
                   </pic:nvPicPr>
                   <pic:blipFill>
-                    <a:blip r:embed="rId17"/>
+                    <a:blip r:embed="rId16"/>
                     <a:stretch>
                       <a:fillRect/>
                     </a:stretch>
@@ -1874,9 +2172,532 @@
           <w:rFonts w:ascii="微軟正黑體" w:eastAsia="微軟正黑體" w:hAnsi="微軟正黑體"/>
         </w:rPr>
       </w:pPr>
+      <w:bookmarkStart w:id="0" w:name="_GoBack"/>
+    </w:p>
+    <w:tbl>
+      <w:tblPr>
+        <w:tblStyle w:val="aa"/>
+        <w:tblW w:w="0" w:type="auto"/>
+        <w:tblInd w:w="10" w:type="dxa"/>
+        <w:tblBorders>
+          <w:top w:val="none" w:sz="0" w:space="0" w:color="auto"/>
+          <w:left w:val="none" w:sz="0" w:space="0" w:color="auto"/>
+          <w:bottom w:val="none" w:sz="0" w:space="0" w:color="auto"/>
+          <w:right w:val="none" w:sz="0" w:space="0" w:color="auto"/>
+          <w:insideH w:val="none" w:sz="0" w:space="0" w:color="auto"/>
+          <w:insideV w:val="none" w:sz="0" w:space="0" w:color="auto"/>
+        </w:tblBorders>
+        <w:tblLook w:val="04A0" w:firstRow="1" w:lastRow="0" w:firstColumn="1" w:lastColumn="0" w:noHBand="0" w:noVBand="1"/>
+      </w:tblPr>
+      <w:tblGrid>
+        <w:gridCol w:w="1124"/>
+        <w:gridCol w:w="5954"/>
+      </w:tblGrid>
+      <w:tr>
+        <w:tc>
+          <w:tcPr>
+            <w:tcW w:w="1124" w:type="dxa"/>
+            <w:vAlign w:val="center"/>
+          </w:tcPr>
+          <w:p>
+            <w:pPr>
+              <w:adjustRightInd w:val="0"/>
+              <w:snapToGrid w:val="0"/>
+              <w:rPr>
+                <w:rFonts w:ascii="微軟正黑體" w:eastAsia="微軟正黑體" w:hAnsi="微軟正黑體"/>
+              </w:rPr>
+            </w:pPr>
+            <w:r>
+              <w:rPr>
+                <w:rFonts w:ascii="微軟正黑體" w:eastAsia="微軟正黑體" w:hAnsi="微軟正黑體"/>
+              </w:rPr>
+              <w:drawing>
+                <wp:inline distT="0" distB="0" distL="0" distR="0" wp14:anchorId="76BBFBA1" wp14:editId="24B150E4">
+                  <wp:extent cx="571500" cy="416943"/>
+                  <wp:effectExtent l="0" t="0" r="0" b="2540"/>
+                  <wp:docPr id="25" name="圖片 25"/>
+                  <wp:cNvGraphicFramePr>
+                    <a:graphicFrameLocks xmlns:a="http://schemas.openxmlformats.org/drawingml/2006/main" noChangeAspect="1"/>
+                  </wp:cNvGraphicFramePr>
+                  <a:graphic xmlns:a="http://schemas.openxmlformats.org/drawingml/2006/main">
+                    <a:graphicData uri="http://schemas.openxmlformats.org/drawingml/2006/picture">
+                      <pic:pic xmlns:pic="http://schemas.openxmlformats.org/drawingml/2006/picture">
+                        <pic:nvPicPr>
+                          <pic:cNvPr id="1" name=""/>
+                          <pic:cNvPicPr/>
+                        </pic:nvPicPr>
+                        <pic:blipFill>
+                          <a:blip r:embed="rId17"/>
+                          <a:stretch>
+                            <a:fillRect/>
+                          </a:stretch>
+                        </pic:blipFill>
+                        <pic:spPr>
+                          <a:xfrm>
+                            <a:off x="0" y="0"/>
+                            <a:ext cx="591285" cy="431377"/>
+                          </a:xfrm>
+                          <a:prstGeom prst="rect">
+                            <a:avLst/>
+                          </a:prstGeom>
+                        </pic:spPr>
+                      </pic:pic>
+                    </a:graphicData>
+                  </a:graphic>
+                </wp:inline>
+              </w:drawing>
+            </w:r>
+          </w:p>
+        </w:tc>
+        <w:tc>
+          <w:tcPr>
+            <w:tcW w:w="5954" w:type="dxa"/>
+            <w:vAlign w:val="center"/>
+          </w:tcPr>
+          <w:p>
+            <w:pPr>
+              <w:adjustRightInd w:val="0"/>
+              <w:snapToGrid w:val="0"/>
+              <w:rPr>
+                <w:rFonts w:ascii="微軟正黑體" w:eastAsia="微軟正黑體" w:hAnsi="微軟正黑體"/>
+              </w:rPr>
+            </w:pPr>
+            <w:r>
+              <w:rPr>
+                <w:rFonts w:ascii="微軟正黑體" w:eastAsia="微軟正黑體" w:hAnsi="微軟正黑體" w:hint="eastAsia"/>
+              </w:rPr>
+              <w:t>若需要詳細操作內容可參考AI</w:t>
+            </w:r>
+            <w:proofErr w:type="gramStart"/>
+            <w:r>
+              <w:rPr>
+                <w:rFonts w:ascii="微軟正黑體" w:eastAsia="微軟正黑體" w:hAnsi="微軟正黑體" w:hint="eastAsia"/>
+              </w:rPr>
+              <w:t>物聯網</w:t>
+            </w:r>
+            <w:proofErr w:type="gramEnd"/>
+            <w:r>
+              <w:rPr>
+                <w:rFonts w:ascii="微軟正黑體" w:eastAsia="微軟正黑體" w:hAnsi="微軟正黑體" w:hint="eastAsia"/>
+              </w:rPr>
+              <w:t>相關影片：</w:t>
+            </w:r>
+          </w:p>
+        </w:tc>
+      </w:tr>
+      <w:tr>
+        <w:tc>
+          <w:tcPr>
+            <w:tcW w:w="1124" w:type="dxa"/>
+            <w:vAlign w:val="center"/>
+          </w:tcPr>
+          <w:p>
+            <w:pPr>
+              <w:adjustRightInd w:val="0"/>
+              <w:snapToGrid w:val="0"/>
+              <w:rPr>
+                <w:rFonts w:ascii="微軟正黑體" w:eastAsia="微軟正黑體" w:hAnsi="微軟正黑體"/>
+              </w:rPr>
+            </w:pPr>
+          </w:p>
+        </w:tc>
+        <w:tc>
+          <w:tcPr>
+            <w:tcW w:w="5954" w:type="dxa"/>
+            <w:vAlign w:val="center"/>
+          </w:tcPr>
+          <w:p>
+            <w:pPr>
+              <w:adjustRightInd w:val="0"/>
+              <w:snapToGrid w:val="0"/>
+              <w:rPr>
+                <w:rFonts w:ascii="微軟正黑體" w:eastAsia="微軟正黑體" w:hAnsi="微軟正黑體"/>
+                <w:color w:val="0563C1"/>
+              </w:rPr>
+            </w:pPr>
+            <w:hyperlink r:id="rId18" w:history="1">
+              <w:r>
+                <w:rPr>
+                  <w:rStyle w:val="ab"/>
+                  <w:rFonts w:ascii="微軟正黑體" w:eastAsia="微軟正黑體" w:hAnsi="微軟正黑體"/>
+                  <w:color w:val="0563C1"/>
+                </w:rPr>
+                <w:t>1. NKNUBLOCK的圖表積木</w:t>
+              </w:r>
+            </w:hyperlink>
+          </w:p>
+        </w:tc>
+      </w:tr>
+      <w:tr>
+        <w:tc>
+          <w:tcPr>
+            <w:tcW w:w="1124" w:type="dxa"/>
+            <w:vAlign w:val="center"/>
+          </w:tcPr>
+          <w:p>
+            <w:pPr>
+              <w:adjustRightInd w:val="0"/>
+              <w:snapToGrid w:val="0"/>
+              <w:rPr>
+                <w:rFonts w:ascii="微軟正黑體" w:eastAsia="微軟正黑體" w:hAnsi="微軟正黑體"/>
+              </w:rPr>
+            </w:pPr>
+          </w:p>
+        </w:tc>
+        <w:tc>
+          <w:tcPr>
+            <w:tcW w:w="5954" w:type="dxa"/>
+            <w:vAlign w:val="center"/>
+          </w:tcPr>
+          <w:p>
+            <w:pPr>
+              <w:adjustRightInd w:val="0"/>
+              <w:snapToGrid w:val="0"/>
+              <w:rPr>
+                <w:rFonts w:ascii="微軟正黑體" w:eastAsia="微軟正黑體" w:hAnsi="微軟正黑體"/>
+                <w:color w:val="0563C1"/>
+              </w:rPr>
+            </w:pPr>
+            <w:hyperlink r:id="rId19" w:history="1">
+              <w:r>
+                <w:rPr>
+                  <w:rStyle w:val="ab"/>
+                  <w:rFonts w:ascii="微軟正黑體" w:eastAsia="微軟正黑體" w:hAnsi="微軟正黑體" w:hint="eastAsia"/>
+                  <w:color w:val="0563C1"/>
+                </w:rPr>
+                <w:t xml:space="preserve">2. </w:t>
+              </w:r>
+              <w:r>
+                <w:rPr>
+                  <w:rStyle w:val="ab"/>
+                  <w:rFonts w:ascii="微軟正黑體" w:eastAsia="微軟正黑體" w:hAnsi="微軟正黑體"/>
+                  <w:color w:val="0563C1"/>
+                </w:rPr>
+                <w:t>數據存檔方式</w:t>
+              </w:r>
+            </w:hyperlink>
+          </w:p>
+        </w:tc>
+      </w:tr>
+      <w:tr>
+        <w:tc>
+          <w:tcPr>
+            <w:tcW w:w="1124" w:type="dxa"/>
+            <w:vAlign w:val="center"/>
+          </w:tcPr>
+          <w:p>
+            <w:pPr>
+              <w:adjustRightInd w:val="0"/>
+              <w:snapToGrid w:val="0"/>
+              <w:rPr>
+                <w:rFonts w:ascii="微軟正黑體" w:eastAsia="微軟正黑體" w:hAnsi="微軟正黑體"/>
+              </w:rPr>
+            </w:pPr>
+          </w:p>
+        </w:tc>
+        <w:tc>
+          <w:tcPr>
+            <w:tcW w:w="5954" w:type="dxa"/>
+            <w:vAlign w:val="center"/>
+          </w:tcPr>
+          <w:p>
+            <w:pPr>
+              <w:adjustRightInd w:val="0"/>
+              <w:snapToGrid w:val="0"/>
+              <w:rPr>
+                <w:rFonts w:ascii="微軟正黑體" w:eastAsia="微軟正黑體" w:hAnsi="微軟正黑體"/>
+                <w:color w:val="0563C1"/>
+              </w:rPr>
+            </w:pPr>
+            <w:hyperlink r:id="rId20" w:history="1">
+              <w:r>
+                <w:rPr>
+                  <w:rStyle w:val="ab"/>
+                  <w:rFonts w:ascii="微軟正黑體" w:eastAsia="微軟正黑體" w:hAnsi="微軟正黑體" w:hint="eastAsia"/>
+                  <w:color w:val="0563C1"/>
+                </w:rPr>
+                <w:t xml:space="preserve">3. </w:t>
+              </w:r>
+              <w:r>
+                <w:rPr>
+                  <w:rStyle w:val="ab"/>
+                  <w:rFonts w:ascii="微軟正黑體" w:eastAsia="微軟正黑體" w:hAnsi="微軟正黑體"/>
+                  <w:color w:val="0563C1"/>
+                </w:rPr>
+                <w:t>NKNUBLOCK的IoT積木</w:t>
+              </w:r>
+            </w:hyperlink>
+          </w:p>
+        </w:tc>
+      </w:tr>
+      <w:tr>
+        <w:tc>
+          <w:tcPr>
+            <w:tcW w:w="1124" w:type="dxa"/>
+            <w:vAlign w:val="center"/>
+          </w:tcPr>
+          <w:p>
+            <w:pPr>
+              <w:adjustRightInd w:val="0"/>
+              <w:snapToGrid w:val="0"/>
+              <w:rPr>
+                <w:rFonts w:ascii="微軟正黑體" w:eastAsia="微軟正黑體" w:hAnsi="微軟正黑體"/>
+              </w:rPr>
+            </w:pPr>
+          </w:p>
+        </w:tc>
+        <w:tc>
+          <w:tcPr>
+            <w:tcW w:w="5954" w:type="dxa"/>
+            <w:vAlign w:val="center"/>
+          </w:tcPr>
+          <w:p>
+            <w:pPr>
+              <w:adjustRightInd w:val="0"/>
+              <w:snapToGrid w:val="0"/>
+              <w:rPr>
+                <w:rFonts w:ascii="微軟正黑體" w:eastAsia="微軟正黑體" w:hAnsi="微軟正黑體"/>
+                <w:color w:val="0563C1"/>
+              </w:rPr>
+            </w:pPr>
+            <w:hyperlink r:id="rId21" w:history="1">
+              <w:r>
+                <w:rPr>
+                  <w:rStyle w:val="ab"/>
+                  <w:rFonts w:ascii="微軟正黑體" w:eastAsia="微軟正黑體" w:hAnsi="微軟正黑體" w:hint="eastAsia"/>
+                  <w:color w:val="0563C1"/>
+                </w:rPr>
+                <w:t xml:space="preserve">4. </w:t>
+              </w:r>
+              <w:r>
+                <w:rPr>
+                  <w:rStyle w:val="ab"/>
+                  <w:rFonts w:ascii="微軟正黑體" w:eastAsia="微軟正黑體" w:hAnsi="微軟正黑體"/>
+                  <w:color w:val="0563C1"/>
+                </w:rPr>
+                <w:t>UDP積木應用說明</w:t>
+              </w:r>
+            </w:hyperlink>
+          </w:p>
+        </w:tc>
+      </w:tr>
+      <w:tr>
+        <w:tc>
+          <w:tcPr>
+            <w:tcW w:w="1124" w:type="dxa"/>
+            <w:vAlign w:val="center"/>
+          </w:tcPr>
+          <w:p>
+            <w:pPr>
+              <w:adjustRightInd w:val="0"/>
+              <w:snapToGrid w:val="0"/>
+              <w:rPr>
+                <w:rFonts w:ascii="微軟正黑體" w:eastAsia="微軟正黑體" w:hAnsi="微軟正黑體"/>
+              </w:rPr>
+            </w:pPr>
+          </w:p>
+        </w:tc>
+        <w:tc>
+          <w:tcPr>
+            <w:tcW w:w="5954" w:type="dxa"/>
+            <w:vAlign w:val="center"/>
+          </w:tcPr>
+          <w:p>
+            <w:pPr>
+              <w:adjustRightInd w:val="0"/>
+              <w:snapToGrid w:val="0"/>
+              <w:rPr>
+                <w:rFonts w:ascii="微軟正黑體" w:eastAsia="微軟正黑體" w:hAnsi="微軟正黑體"/>
+                <w:color w:val="0563C1"/>
+              </w:rPr>
+            </w:pPr>
+            <w:hyperlink r:id="rId22" w:history="1">
+              <w:r>
+                <w:rPr>
+                  <w:rStyle w:val="ab"/>
+                  <w:rFonts w:ascii="微軟正黑體" w:eastAsia="微軟正黑體" w:hAnsi="微軟正黑體" w:hint="eastAsia"/>
+                  <w:color w:val="0563C1"/>
+                </w:rPr>
+                <w:t>5. 如何</w:t>
+              </w:r>
+              <w:r>
+                <w:rPr>
+                  <w:rStyle w:val="ab"/>
+                  <w:rFonts w:ascii="微軟正黑體" w:eastAsia="微軟正黑體" w:hAnsi="微軟正黑體"/>
+                  <w:color w:val="0563C1"/>
+                </w:rPr>
+                <w:t>傳資料給自己</w:t>
+              </w:r>
+            </w:hyperlink>
+          </w:p>
+        </w:tc>
+      </w:tr>
+      <w:tr>
+        <w:tc>
+          <w:tcPr>
+            <w:tcW w:w="1124" w:type="dxa"/>
+            <w:vAlign w:val="center"/>
+          </w:tcPr>
+          <w:p>
+            <w:pPr>
+              <w:adjustRightInd w:val="0"/>
+              <w:snapToGrid w:val="0"/>
+              <w:rPr>
+                <w:rFonts w:ascii="微軟正黑體" w:eastAsia="微軟正黑體" w:hAnsi="微軟正黑體"/>
+              </w:rPr>
+            </w:pPr>
+          </w:p>
+        </w:tc>
+        <w:tc>
+          <w:tcPr>
+            <w:tcW w:w="5954" w:type="dxa"/>
+            <w:vAlign w:val="center"/>
+          </w:tcPr>
+          <w:p>
+            <w:pPr>
+              <w:adjustRightInd w:val="0"/>
+              <w:snapToGrid w:val="0"/>
+              <w:rPr>
+                <w:rFonts w:ascii="微軟正黑體" w:eastAsia="微軟正黑體" w:hAnsi="微軟正黑體"/>
+                <w:color w:val="0563C1"/>
+              </w:rPr>
+            </w:pPr>
+            <w:hyperlink r:id="rId23" w:history="1">
+              <w:r>
+                <w:rPr>
+                  <w:rStyle w:val="ab"/>
+                  <w:rFonts w:ascii="微軟正黑體" w:eastAsia="微軟正黑體" w:hAnsi="微軟正黑體" w:hint="eastAsia"/>
+                  <w:color w:val="0563C1"/>
+                </w:rPr>
+                <w:t xml:space="preserve">6. </w:t>
+              </w:r>
+              <w:r>
+                <w:rPr>
+                  <w:rStyle w:val="ab"/>
+                  <w:rFonts w:ascii="微軟正黑體" w:eastAsia="微軟正黑體" w:hAnsi="微軟正黑體"/>
+                  <w:color w:val="0563C1"/>
+                </w:rPr>
+                <w:t>兩人一組互傳資料</w:t>
+              </w:r>
+            </w:hyperlink>
+          </w:p>
+        </w:tc>
+      </w:tr>
+      <w:tr>
+        <w:tc>
+          <w:tcPr>
+            <w:tcW w:w="1124" w:type="dxa"/>
+            <w:vAlign w:val="center"/>
+          </w:tcPr>
+          <w:p>
+            <w:pPr>
+              <w:adjustRightInd w:val="0"/>
+              <w:snapToGrid w:val="0"/>
+              <w:rPr>
+                <w:rFonts w:ascii="微軟正黑體" w:eastAsia="微軟正黑體" w:hAnsi="微軟正黑體"/>
+              </w:rPr>
+            </w:pPr>
+          </w:p>
+        </w:tc>
+        <w:tc>
+          <w:tcPr>
+            <w:tcW w:w="5954" w:type="dxa"/>
+            <w:vAlign w:val="center"/>
+          </w:tcPr>
+          <w:p>
+            <w:pPr>
+              <w:adjustRightInd w:val="0"/>
+              <w:snapToGrid w:val="0"/>
+              <w:rPr>
+                <w:rFonts w:ascii="微軟正黑體" w:eastAsia="微軟正黑體" w:hAnsi="微軟正黑體"/>
+                <w:color w:val="0563C1"/>
+              </w:rPr>
+            </w:pPr>
+            <w:hyperlink r:id="rId24" w:history="1">
+              <w:r>
+                <w:rPr>
+                  <w:rStyle w:val="ab"/>
+                  <w:rFonts w:ascii="微軟正黑體" w:eastAsia="微軟正黑體" w:hAnsi="微軟正黑體" w:hint="eastAsia"/>
+                  <w:color w:val="0563C1"/>
+                </w:rPr>
+                <w:t xml:space="preserve">7. </w:t>
+              </w:r>
+              <w:r>
+                <w:rPr>
+                  <w:rStyle w:val="ab"/>
+                  <w:rFonts w:ascii="微軟正黑體" w:eastAsia="微軟正黑體" w:hAnsi="微軟正黑體"/>
+                  <w:color w:val="0563C1"/>
+                </w:rPr>
+                <w:t>傳送資料到雲端</w:t>
+              </w:r>
+            </w:hyperlink>
+          </w:p>
+        </w:tc>
+      </w:tr>
+      <w:tr>
+        <w:tc>
+          <w:tcPr>
+            <w:tcW w:w="1124" w:type="dxa"/>
+            <w:vAlign w:val="center"/>
+          </w:tcPr>
+          <w:p>
+            <w:pPr>
+              <w:adjustRightInd w:val="0"/>
+              <w:snapToGrid w:val="0"/>
+              <w:rPr>
+                <w:rFonts w:ascii="微軟正黑體" w:eastAsia="微軟正黑體" w:hAnsi="微軟正黑體"/>
+              </w:rPr>
+            </w:pPr>
+          </w:p>
+        </w:tc>
+        <w:tc>
+          <w:tcPr>
+            <w:tcW w:w="5954" w:type="dxa"/>
+            <w:vAlign w:val="center"/>
+          </w:tcPr>
+          <w:p>
+            <w:pPr>
+              <w:adjustRightInd w:val="0"/>
+              <w:snapToGrid w:val="0"/>
+              <w:rPr>
+                <w:rFonts w:ascii="微軟正黑體" w:eastAsia="微軟正黑體" w:hAnsi="微軟正黑體"/>
+                <w:color w:val="0563C1"/>
+              </w:rPr>
+            </w:pPr>
+            <w:hyperlink r:id="rId25" w:history="1">
+              <w:r>
+                <w:rPr>
+                  <w:rStyle w:val="ab"/>
+                  <w:rFonts w:ascii="微軟正黑體" w:eastAsia="微軟正黑體" w:hAnsi="微軟正黑體" w:hint="eastAsia"/>
+                  <w:color w:val="0563C1"/>
+                </w:rPr>
+                <w:t xml:space="preserve">8. </w:t>
+              </w:r>
+              <w:r>
+                <w:rPr>
+                  <w:rStyle w:val="ab"/>
+                  <w:rFonts w:ascii="微軟正黑體" w:eastAsia="微軟正黑體" w:hAnsi="微軟正黑體"/>
+                  <w:color w:val="0563C1"/>
+                </w:rPr>
+                <w:t>NKNUBLOCK AI 應用</w:t>
+              </w:r>
+            </w:hyperlink>
+          </w:p>
+        </w:tc>
+      </w:tr>
+      <w:bookmarkEnd w:id="0"/>
+    </w:tbl>
+    <w:p>
+      <w:pPr>
+        <w:adjustRightInd w:val="0"/>
+        <w:snapToGrid w:val="0"/>
+        <w:rPr>
+          <w:rFonts w:ascii="微軟正黑體" w:eastAsia="微軟正黑體" w:hAnsi="微軟正黑體" w:hint="eastAsia"/>
+        </w:rPr>
+      </w:pPr>
     </w:p>
     <w:sectPr>
-      <w:footerReference w:type="default" r:id="rId18"/>
+      <w:footerReference w:type="default" r:id="rId26"/>
       <w:pgSz w:w="11906" w:h="16838" w:code="9"/>
       <w:pgMar w:top="1418" w:right="1418" w:bottom="1418" w:left="1418" w:header="851" w:footer="851" w:gutter="0"/>
       <w:cols w:space="425"/>
@@ -2997,7 +3818,7 @@
     <w:lsdException w:name="Table Web 2" w:semiHidden="1" w:unhideWhenUsed="1"/>
     <w:lsdException w:name="Table Web 3" w:semiHidden="1" w:unhideWhenUsed="1"/>
     <w:lsdException w:name="Balloon Text" w:semiHidden="1" w:unhideWhenUsed="1"/>
-    <w:lsdException w:name="Table Grid" w:uiPriority="59"/>
+    <w:lsdException w:name="Table Grid" w:uiPriority="39"/>
     <w:lsdException w:name="Table Theme" w:semiHidden="1" w:unhideWhenUsed="1"/>
     <w:lsdException w:name="Placeholder Text" w:semiHidden="1"/>
     <w:lsdException w:name="No Spacing" w:uiPriority="1" w:qFormat="1"/>
@@ -3225,7 +4046,6 @@
   <w:style w:type="character" w:default="1" w:styleId="a0">
     <w:name w:val="Default Paragraph Font"/>
     <w:uiPriority w:val="1"/>
-    <w:semiHidden/>
     <w:unhideWhenUsed/>
   </w:style>
   <w:style w:type="table" w:default="1" w:styleId="a1">
@@ -3345,6 +4165,33 @@
     <w:pPr>
       <w:ind w:leftChars="200" w:left="480"/>
     </w:pPr>
+  </w:style>
+  <w:style w:type="table" w:styleId="aa">
+    <w:name w:val="Table Grid"/>
+    <w:basedOn w:val="a1"/>
+    <w:uiPriority w:val="39"/>
+    <w:rsid w:val="003C0F30"/>
+    <w:tblPr>
+      <w:tblBorders>
+        <w:top w:val="single" w:sz="4" w:space="0" w:color="auto"/>
+        <w:left w:val="single" w:sz="4" w:space="0" w:color="auto"/>
+        <w:bottom w:val="single" w:sz="4" w:space="0" w:color="auto"/>
+        <w:right w:val="single" w:sz="4" w:space="0" w:color="auto"/>
+        <w:insideH w:val="single" w:sz="4" w:space="0" w:color="auto"/>
+        <w:insideV w:val="single" w:sz="4" w:space="0" w:color="auto"/>
+      </w:tblBorders>
+    </w:tblPr>
+  </w:style>
+  <w:style w:type="character" w:styleId="ab">
+    <w:name w:val="Hyperlink"/>
+    <w:basedOn w:val="a0"/>
+    <w:uiPriority w:val="99"/>
+    <w:unhideWhenUsed/>
+    <w:rsid w:val="003C0F30"/>
+    <w:rPr>
+      <w:color w:val="0000FF" w:themeColor="hyperlink"/>
+      <w:u w:val="single"/>
+    </w:rPr>
   </w:style>
 </w:styles>
 </file>
